--- a/药师工作台使用手册.docx
+++ b/药师工作台使用手册.docx
@@ -2124,7 +2124,531 @@
           <w:sz w:val="30"/>
           <w:szCs w:val="30"/>
         </w:rPr>
-        <w:t xml:space="preserve">十、常见问题（FAQ）</w:t>
+        <w:t xml:space="preserve">十、云端加密备份（选配·防丢失·跨设备恢复）</w:t>
+      </w:r>
+    </w:p>
+    <w:p>
+      <w:pPr>
+        <w:spacing w:after="40" w:before="40" w:line="340"/>
+      </w:pPr>
+      <w:r>
+        <w:rPr>
+          <w:rFonts w:ascii="SimSun" w:eastAsia="SimSun" w:hAnsi="SimSun"/>
+          <w:color w:val="000000"/>
+          <w:sz w:val="24"/>
+          <w:szCs w:val="24"/>
+        </w:rPr>
+        <w:t xml:space="preserve">除每周本机JSON备份外，系统支持把数据加密后自动上传到项目组指定的 Gitee 私有仓库（境内），用于异地容灾与换设备恢复。全程端到端加密（AES-256-GCM）：数据先在本机用加密口令加密，云端只存密文，没有口令任何人（包括仓库管理员）都无法读取；令牌与口令只保存在本机浏览器，不写入网页代码，也不包含在导出文件中。</w:t>
+      </w:r>
+    </w:p>
+    <w:p>
+      <w:pPr>
+        <w:pStyle w:val="Heading2"/>
+        <w:spacing w:after="110" w:before="220" w:line="340"/>
+      </w:pPr>
+      <w:r>
+        <w:rPr>
+          <w:rFonts w:ascii="SimHei" w:eastAsia="SimHei" w:hAnsi="SimHei"/>
+          <w:b/>
+          <w:bCs/>
+          <w:color w:val="000000"/>
+          <w:sz w:val="26"/>
+          <w:szCs w:val="26"/>
+        </w:rPr>
+        <w:t xml:space="preserve">10.1 一次性配置（每台设备做一次）</w:t>
+      </w:r>
+    </w:p>
+    <w:p>
+      <w:pPr>
+        <w:spacing w:after="40" w:before="40" w:line="340"/>
+      </w:pPr>
+      <w:r>
+        <w:rPr>
+          <w:rFonts w:ascii="SimSun" w:eastAsia="SimSun" w:hAnsi="SimSun"/>
+          <w:color w:val="000000"/>
+          <w:sz w:val="24"/>
+          <w:szCs w:val="24"/>
+        </w:rPr>
+        <w:t xml:space="preserve">进入【设置】→找到“云端加密备份（自动上传 Gitee 私有仓库）”区，填写三项：</w:t>
+      </w:r>
+    </w:p>
+    <w:tbl>
+      <w:tblPr>
+        <w:tblW w:type="dxa" w:w="8500"/>
+        <w:tblBorders>
+          <w:top w:val="single" w:color="auto" w:sz="4"/>
+          <w:left w:val="single" w:color="auto" w:sz="4"/>
+          <w:bottom w:val="single" w:color="auto" w:sz="4"/>
+          <w:right w:val="single" w:color="auto" w:sz="4"/>
+          <w:insideH w:val="single" w:color="auto" w:sz="4"/>
+          <w:insideV w:val="single" w:color="auto" w:sz="4"/>
+        </w:tblBorders>
+      </w:tblPr>
+      <w:tblGrid>
+        <w:gridCol w:w="2000"/>
+        <w:gridCol w:w="3400"/>
+        <w:gridCol w:w="3100"/>
+      </w:tblGrid>
+      <w:tr>
+        <w:trPr>
+          <w:tblHeader/>
+        </w:trPr>
+        <w:tc>
+          <w:tcPr>
+            <w:tcW w:type="dxa" w:w="2000"/>
+            <w:shd w:fill="D9D9D9" w:val="clear"/>
+          </w:tcPr>
+          <w:p>
+            <w:pPr>
+              <w:spacing w:after="20" w:before="20" w:line="280"/>
+            </w:pPr>
+            <w:r>
+              <w:rPr>
+                <w:rFonts w:ascii="SimSun" w:eastAsia="SimSun" w:hAnsi="SimSun"/>
+                <w:b/>
+                <w:bCs/>
+                <w:color w:val="000000"/>
+                <w:sz w:val="21"/>
+                <w:szCs w:val="21"/>
+              </w:rPr>
+              <w:t xml:space="preserve">填写项</w:t>
+            </w:r>
+          </w:p>
+        </w:tc>
+        <w:tc>
+          <w:tcPr>
+            <w:tcW w:type="dxa" w:w="3400"/>
+            <w:shd w:fill="D9D9D9" w:val="clear"/>
+          </w:tcPr>
+          <w:p>
+            <w:pPr>
+              <w:spacing w:after="20" w:before="20" w:line="280"/>
+            </w:pPr>
+            <w:r>
+              <w:rPr>
+                <w:rFonts w:ascii="SimSun" w:eastAsia="SimSun" w:hAnsi="SimSun"/>
+                <w:b/>
+                <w:bCs/>
+                <w:color w:val="000000"/>
+                <w:sz w:val="21"/>
+                <w:szCs w:val="21"/>
+              </w:rPr>
+              <w:t xml:space="preserve">填什么</w:t>
+            </w:r>
+          </w:p>
+        </w:tc>
+        <w:tc>
+          <w:tcPr>
+            <w:tcW w:type="dxa" w:w="3100"/>
+            <w:shd w:fill="D9D9D9" w:val="clear"/>
+          </w:tcPr>
+          <w:p>
+            <w:pPr>
+              <w:spacing w:after="20" w:before="20" w:line="280"/>
+            </w:pPr>
+            <w:r>
+              <w:rPr>
+                <w:rFonts w:ascii="SimSun" w:eastAsia="SimSun" w:hAnsi="SimSun"/>
+                <w:b/>
+                <w:bCs/>
+                <w:color w:val="000000"/>
+                <w:sz w:val="21"/>
+                <w:szCs w:val="21"/>
+              </w:rPr>
+              <w:t xml:space="preserve">说明</w:t>
+            </w:r>
+          </w:p>
+        </w:tc>
+      </w:tr>
+      <w:tr>
+        <w:tc>
+          <w:tcPr>
+            <w:tcW w:type="dxa" w:w="2000"/>
+          </w:tcPr>
+          <w:p>
+            <w:pPr>
+              <w:spacing w:after="20" w:before="20" w:line="280"/>
+            </w:pPr>
+            <w:r>
+              <w:rPr>
+                <w:rFonts w:ascii="SimSun" w:eastAsia="SimSun" w:hAnsi="SimSun"/>
+                <w:b w:val="false"/>
+                <w:bCs w:val="false"/>
+                <w:color w:val="000000"/>
+                <w:sz w:val="21"/>
+                <w:szCs w:val="21"/>
+              </w:rPr>
+              <w:t xml:space="preserve">数据仓库</w:t>
+            </w:r>
+          </w:p>
+        </w:tc>
+        <w:tc>
+          <w:tcPr>
+            <w:tcW w:type="dxa" w:w="3400"/>
+          </w:tcPr>
+          <w:p>
+            <w:pPr>
+              <w:spacing w:after="20" w:before="20" w:line="280"/>
+            </w:pPr>
+            <w:r>
+              <w:rPr>
+                <w:rFonts w:ascii="SimSun" w:eastAsia="SimSun" w:hAnsi="SimSun"/>
+                <w:b w:val="false"/>
+                <w:bCs w:val="false"/>
+                <w:color w:val="000000"/>
+                <w:sz w:val="21"/>
+                <w:szCs w:val="21"/>
+              </w:rPr>
+              <w:t xml:space="preserve">项目组下发的仓库，如 fsclyx/yaoshi-data</w:t>
+            </w:r>
+          </w:p>
+        </w:tc>
+        <w:tc>
+          <w:tcPr>
+            <w:tcW w:type="dxa" w:w="3100"/>
+          </w:tcPr>
+          <w:p>
+            <w:pPr>
+              <w:spacing w:after="20" w:before="20" w:line="280"/>
+            </w:pPr>
+            <w:r>
+              <w:rPr>
+                <w:rFonts w:ascii="SimSun" w:eastAsia="SimSun" w:hAnsi="SimSun"/>
+                <w:b w:val="false"/>
+                <w:bCs w:val="false"/>
+                <w:color w:val="000000"/>
+                <w:sz w:val="21"/>
+                <w:szCs w:val="21"/>
+              </w:rPr>
+              <w:t xml:space="preserve">须为私有库；格式为 用户名/仓库名</w:t>
+            </w:r>
+          </w:p>
+        </w:tc>
+      </w:tr>
+      <w:tr>
+        <w:tc>
+          <w:tcPr>
+            <w:tcW w:type="dxa" w:w="2000"/>
+          </w:tcPr>
+          <w:p>
+            <w:pPr>
+              <w:spacing w:after="20" w:before="20" w:line="280"/>
+            </w:pPr>
+            <w:r>
+              <w:rPr>
+                <w:rFonts w:ascii="SimSun" w:eastAsia="SimSun" w:hAnsi="SimSun"/>
+                <w:b w:val="false"/>
+                <w:bCs w:val="false"/>
+                <w:color w:val="000000"/>
+                <w:sz w:val="21"/>
+                <w:szCs w:val="21"/>
+              </w:rPr>
+              <w:t xml:space="preserve">Gitee私人令牌</w:t>
+            </w:r>
+          </w:p>
+        </w:tc>
+        <w:tc>
+          <w:tcPr>
+            <w:tcW w:type="dxa" w:w="3400"/>
+          </w:tcPr>
+          <w:p>
+            <w:pPr>
+              <w:spacing w:after="20" w:before="20" w:line="280"/>
+            </w:pPr>
+            <w:r>
+              <w:rPr>
+                <w:rFonts w:ascii="SimSun" w:eastAsia="SimSun" w:hAnsi="SimSun"/>
+                <w:b w:val="false"/>
+                <w:bCs w:val="false"/>
+                <w:color w:val="000000"/>
+                <w:sz w:val="21"/>
+                <w:szCs w:val="21"/>
+              </w:rPr>
+              <w:t xml:space="preserve">项目组下发的令牌，或按10.2自建</w:t>
+            </w:r>
+          </w:p>
+        </w:tc>
+        <w:tc>
+          <w:tcPr>
+            <w:tcW w:type="dxa" w:w="3100"/>
+          </w:tcPr>
+          <w:p>
+            <w:pPr>
+              <w:spacing w:after="20" w:before="20" w:line="280"/>
+            </w:pPr>
+            <w:r>
+              <w:rPr>
+                <w:rFonts w:ascii="SimSun" w:eastAsia="SimSun" w:hAnsi="SimSun"/>
+                <w:b w:val="false"/>
+                <w:bCs w:val="false"/>
+                <w:color w:val="000000"/>
+                <w:sz w:val="21"/>
+                <w:szCs w:val="21"/>
+              </w:rPr>
+              <w:t xml:space="preserve">仅需勾选 projects 权限</w:t>
+            </w:r>
+          </w:p>
+        </w:tc>
+      </w:tr>
+      <w:tr>
+        <w:tc>
+          <w:tcPr>
+            <w:tcW w:type="dxa" w:w="2000"/>
+          </w:tcPr>
+          <w:p>
+            <w:pPr>
+              <w:spacing w:after="20" w:before="20" w:line="280"/>
+            </w:pPr>
+            <w:r>
+              <w:rPr>
+                <w:rFonts w:ascii="SimSun" w:eastAsia="SimSun" w:hAnsi="SimSun"/>
+                <w:b w:val="false"/>
+                <w:bCs w:val="false"/>
+                <w:color w:val="000000"/>
+                <w:sz w:val="21"/>
+                <w:szCs w:val="21"/>
+              </w:rPr>
+              <w:t xml:space="preserve">加密口令</w:t>
+            </w:r>
+          </w:p>
+        </w:tc>
+        <w:tc>
+          <w:tcPr>
+            <w:tcW w:type="dxa" w:w="3400"/>
+          </w:tcPr>
+          <w:p>
+            <w:pPr>
+              <w:spacing w:after="20" w:before="20" w:line="280"/>
+            </w:pPr>
+            <w:r>
+              <w:rPr>
+                <w:rFonts w:ascii="SimSun" w:eastAsia="SimSun" w:hAnsi="SimSun"/>
+                <w:b w:val="false"/>
+                <w:bCs w:val="false"/>
+                <w:color w:val="000000"/>
+                <w:sz w:val="21"/>
+                <w:szCs w:val="21"/>
+              </w:rPr>
+              <w:t xml:space="preserve">项目组统一下发的口令</w:t>
+            </w:r>
+          </w:p>
+        </w:tc>
+        <w:tc>
+          <w:tcPr>
+            <w:tcW w:type="dxa" w:w="3100"/>
+          </w:tcPr>
+          <w:p>
+            <w:pPr>
+              <w:spacing w:after="20" w:before="20" w:line="280"/>
+            </w:pPr>
+            <w:r>
+              <w:rPr>
+                <w:rFonts w:ascii="SimSun" w:eastAsia="SimSun" w:hAnsi="SimSun"/>
+                <w:b w:val="false"/>
+                <w:bCs w:val="false"/>
+                <w:color w:val="000000"/>
+                <w:sz w:val="21"/>
+                <w:szCs w:val="21"/>
+              </w:rPr>
+              <w:t xml:space="preserve">全项目所有中心必须一致</w:t>
+            </w:r>
+          </w:p>
+        </w:tc>
+      </w:tr>
+    </w:tbl>
+    <w:p>
+      <w:pPr>
+        <w:spacing w:after="40" w:before="40" w:line="340"/>
+      </w:pPr>
+      <w:r>
+        <w:rPr>
+          <w:rFonts w:ascii="SimSun" w:eastAsia="SimSun" w:hAnsi="SimSun"/>
+          <w:color w:val="000000"/>
+          <w:sz w:val="24"/>
+          <w:szCs w:val="24"/>
+        </w:rPr>
+        <w:t xml:space="preserve">三项填好后：勾选“保存数据后自动加密上传”→ 点【保存配置】→ 点【立即上传】测试。出现“云端加密备份成功”即配置完成；此后每次保存患者数据，约15秒后自动加密上传，无需手动操作。</w:t>
+      </w:r>
+    </w:p>
+    <w:p>
+      <w:pPr>
+        <w:pStyle w:val="Heading2"/>
+        <w:spacing w:after="110" w:before="220" w:line="340"/>
+      </w:pPr>
+      <w:r>
+        <w:rPr>
+          <w:rFonts w:ascii="SimHei" w:eastAsia="SimHei" w:hAnsi="SimHei"/>
+          <w:b/>
+          <w:bCs/>
+          <w:color w:val="000000"/>
+          <w:sz w:val="26"/>
+          <w:szCs w:val="26"/>
+        </w:rPr>
+        <w:t xml:space="preserve">10.2 自建 Gitee 令牌（若项目组未统一下发）</w:t>
+      </w:r>
+    </w:p>
+    <w:p>
+      <w:pPr>
+        <w:pStyle w:val="ListParagraph"/>
+        <w:numPr>
+          <w:ilvl w:val="0"/>
+          <w:numId w:val="2"/>
+        </w:numPr>
+        <w:spacing w:after="20" w:before="20" w:line="340"/>
+      </w:pPr>
+      <w:r>
+        <w:rPr>
+          <w:rFonts w:ascii="SimSun" w:eastAsia="SimSun" w:hAnsi="SimSun"/>
+          <w:b w:val="false"/>
+          <w:bCs w:val="false"/>
+          <w:color w:val="000000"/>
+          <w:sz w:val="24"/>
+          <w:szCs w:val="24"/>
+        </w:rPr>
+        <w:t xml:space="preserve">登录 Gitee（gitee.com）→ 右上角头像 →【设置】→ 左侧【私人令牌】→【生成新令牌】；</w:t>
+      </w:r>
+    </w:p>
+    <w:p>
+      <w:pPr>
+        <w:pStyle w:val="ListParagraph"/>
+        <w:numPr>
+          <w:ilvl w:val="0"/>
+          <w:numId w:val="2"/>
+        </w:numPr>
+        <w:spacing w:after="20" w:before="20" w:line="340"/>
+      </w:pPr>
+      <w:r>
+        <w:rPr>
+          <w:rFonts w:ascii="SimSun" w:eastAsia="SimSun" w:hAnsi="SimSun"/>
+          <w:b w:val="false"/>
+          <w:bCs w:val="false"/>
+          <w:color w:val="000000"/>
+          <w:sz w:val="24"/>
+          <w:szCs w:val="24"/>
+        </w:rPr>
+        <w:t xml:space="preserve">描述随意填（如“药师工作台”），权限只勾选 projects，其余全部不勾；</w:t>
+      </w:r>
+    </w:p>
+    <w:p>
+      <w:pPr>
+        <w:pStyle w:val="ListParagraph"/>
+        <w:numPr>
+          <w:ilvl w:val="0"/>
+          <w:numId w:val="2"/>
+        </w:numPr>
+        <w:spacing w:after="20" w:before="20" w:line="340"/>
+      </w:pPr>
+      <w:r>
+        <w:rPr>
+          <w:rFonts w:ascii="SimSun" w:eastAsia="SimSun" w:hAnsi="SimSun"/>
+          <w:b w:val="false"/>
+          <w:bCs w:val="false"/>
+          <w:color w:val="000000"/>
+          <w:sz w:val="24"/>
+          <w:szCs w:val="24"/>
+        </w:rPr>
+        <w:t xml:space="preserve">提交（可能需短信验证）→ 令牌只显示这一次，请立刻复制粘贴到工作台的“Gitee私人令牌”框。</w:t>
+      </w:r>
+    </w:p>
+    <w:p>
+      <w:pPr>
+        <w:pStyle w:val="Heading2"/>
+        <w:spacing w:after="110" w:before="220" w:line="340"/>
+      </w:pPr>
+      <w:r>
+        <w:rPr>
+          <w:rFonts w:ascii="SimHei" w:eastAsia="SimHei" w:hAnsi="SimHei"/>
+          <w:b/>
+          <w:bCs/>
+          <w:color w:val="000000"/>
+          <w:sz w:val="26"/>
+          <w:szCs w:val="26"/>
+        </w:rPr>
+        <w:t xml:space="preserve">10.3 换设备或数据丢失后的恢复</w:t>
+      </w:r>
+    </w:p>
+    <w:p>
+      <w:pPr>
+        <w:spacing w:after="40" w:before="40" w:line="340"/>
+      </w:pPr>
+      <w:r>
+        <w:rPr>
+          <w:rFonts w:ascii="SimSun" w:eastAsia="SimSun" w:hAnsi="SimSun"/>
+          <w:color w:val="000000"/>
+          <w:sz w:val="24"/>
+          <w:szCs w:val="24"/>
+        </w:rPr>
+        <w:t xml:space="preserve">在新设备打开系统 →【设置】→ 云端加密备份区，填入与原来相同的“数据仓库 / 令牌 / 加密口令”→ 点【从云端恢复】，即可拉回最新的加密备份并自动解密还原全部患者数据。</w:t>
+      </w:r>
+    </w:p>
+    <w:p>
+      <w:pPr>
+        <w:shd w:fill="FFF7E0" w:val="clear"/>
+        <w:spacing w:after="80" w:before="80" w:line="320"/>
+        <w:ind w:left="240" w:right="240"/>
+      </w:pPr>
+      <w:r>
+        <w:rPr>
+          <w:rFonts w:ascii="SimSun" w:eastAsia="SimSun" w:hAnsi="SimSun"/>
+          <w:color w:val="7A5000"/>
+          <w:sz w:val="22"/>
+          <w:szCs w:val="22"/>
+        </w:rPr>
+        <w:t xml:space="preserve">中心号先填好：请先在本页上方“分中心信息”里填写本中心“中心号”（如01），备份文件才会按中心分开命名（center-01…），不会与其他中心互相覆盖。中心号为空时默认存为 center-00。</w:t>
+      </w:r>
+    </w:p>
+    <w:p>
+      <w:pPr>
+        <w:shd w:fill="FFF7E0" w:val="clear"/>
+        <w:spacing w:after="80" w:before="80" w:line="320"/>
+        <w:ind w:left="240" w:right="240"/>
+      </w:pPr>
+      <w:r>
+        <w:rPr>
+          <w:rFonts w:ascii="SimSun" w:eastAsia="SimSun" w:hAnsi="SimSun"/>
+          <w:color w:val="7A5000"/>
+          <w:sz w:val="22"/>
+          <w:szCs w:val="22"/>
+        </w:rPr>
+        <w:t xml:space="preserve">口令统一且务必留存：全项目使用同一加密口令，项目组集中导出时才能解密所有中心的数据；口令一旦丢失，云端所有加密备份将永久无法恢复。令牌与口令属敏感凭据，请由项目组通过安全渠道下发并归档，切勿发到患者群或写入任何公开文件。</w:t>
+      </w:r>
+    </w:p>
+    <w:p>
+      <w:pPr>
+        <w:shd w:fill="FFF7E0" w:val="clear"/>
+        <w:spacing w:after="80" w:before="80" w:line="320"/>
+        <w:ind w:left="240" w:right="240"/>
+      </w:pPr>
+      <w:r>
+        <w:rPr>
+          <w:rFonts w:ascii="SimSun" w:eastAsia="SimSun" w:hAnsi="SimSun"/>
+          <w:color w:val="7A5000"/>
+          <w:sz w:val="22"/>
+          <w:szCs w:val="22"/>
+        </w:rPr>
+        <w:t xml:space="preserve">云端备份为选配增强，不替代每周本机JSON备份；两者都做最稳妥。</w:t>
+      </w:r>
+    </w:p>
+    <w:p>
+      <w:r>
+        <w:br w:type="page"/>
+      </w:r>
+    </w:p>
+    <w:p>
+      <w:pPr>
+        <w:pStyle w:val="Heading1"/>
+        <w:spacing w:after="140" w:before="300" w:line="340"/>
+      </w:pPr>
+      <w:r>
+        <w:rPr>
+          <w:rFonts w:ascii="SimHei" w:eastAsia="SimHei" w:hAnsi="SimHei"/>
+          <w:b/>
+          <w:bCs/>
+          <w:color w:val="000000"/>
+          <w:sz w:val="30"/>
+          <w:szCs w:val="30"/>
+        </w:rPr>
+        <w:t xml:space="preserve">十一、常见问题（FAQ）</w:t>
       </w:r>
     </w:p>
     <w:p>
@@ -2372,7 +2896,100 @@
           <w:sz w:val="24"/>
           <w:szCs w:val="24"/>
         </w:rPr>
-        <w:t xml:space="preserve">答：https://fsclyx.github.io/yaoshi-gongzuotai/ ，建议添加到浏览器收藏夹或发送到桌面快捷方式。</w:t>
+        <w:t xml:space="preserve">答：https://fsclyx.github.io/yaoshi-gongzuotai/ ，建议添加到浏览器收藏夹或发送到桌面快捷方式。国内打不开时，可到境内地址 https://gitee.com/fsclyx_admin/yaoshi-gongzuotai 下载 index.html 本地打开。</w:t>
+      </w:r>
+    </w:p>
+    <w:p>
+      <w:pPr>
+        <w:spacing w:after="40" w:before="120" w:line="340"/>
+      </w:pPr>
+      <w:r>
+        <w:rPr>
+          <w:rFonts w:ascii="SimSun" w:eastAsia="SimSun" w:hAnsi="SimSun"/>
+          <w:b/>
+          <w:bCs/>
+          <w:color w:val="000000"/>
+          <w:sz w:val="24"/>
+          <w:szCs w:val="24"/>
+        </w:rPr>
+        <w:t xml:space="preserve">问：开了云端加密备份，患者数据会泄露吗？</w:t>
+      </w:r>
+    </w:p>
+    <w:p>
+      <w:pPr>
+        <w:spacing w:after="40" w:before="40" w:line="340"/>
+        <w:ind w:left="360"/>
+      </w:pPr>
+      <w:r>
+        <w:rPr>
+          <w:rFonts w:ascii="SimSun" w:eastAsia="SimSun" w:hAnsi="SimSun"/>
+          <w:color w:val="000000"/>
+          <w:sz w:val="24"/>
+          <w:szCs w:val="24"/>
+        </w:rPr>
+        <w:t xml:space="preserve">答：不会。数据在本机先用加密口令加密（AES-256-GCM）再上传，云端仓库为私有且只存密文，没有口令谁都读不了；令牌和口令只存在本机，不会出现在网页或导出文件里。</w:t>
+      </w:r>
+    </w:p>
+    <w:p>
+      <w:pPr>
+        <w:spacing w:after="40" w:before="120" w:line="340"/>
+      </w:pPr>
+      <w:r>
+        <w:rPr>
+          <w:rFonts w:ascii="SimSun" w:eastAsia="SimSun" w:hAnsi="SimSun"/>
+          <w:b/>
+          <w:bCs/>
+          <w:color w:val="000000"/>
+          <w:sz w:val="24"/>
+          <w:szCs w:val="24"/>
+        </w:rPr>
+        <w:t xml:space="preserve">问：云端备份提示上传失败怎么办？</w:t>
+      </w:r>
+    </w:p>
+    <w:p>
+      <w:pPr>
+        <w:spacing w:after="40" w:before="40" w:line="340"/>
+        <w:ind w:left="360"/>
+      </w:pPr>
+      <w:r>
+        <w:rPr>
+          <w:rFonts w:ascii="SimSun" w:eastAsia="SimSun" w:hAnsi="SimSun"/>
+          <w:color w:val="000000"/>
+          <w:sz w:val="24"/>
+          <w:szCs w:val="24"/>
+        </w:rPr>
+        <w:t xml:space="preserve">答：依次检查：①数据仓库是否填成“用户名/仓库名”且为私有库；②令牌是否含 projects 权限、是否已过期；③本机是否能正常联网访问 gitee.com。改正后再点【立即上传】。</w:t>
+      </w:r>
+    </w:p>
+    <w:p>
+      <w:pPr>
+        <w:spacing w:after="40" w:before="120" w:line="340"/>
+      </w:pPr>
+      <w:r>
+        <w:rPr>
+          <w:rFonts w:ascii="SimSun" w:eastAsia="SimSun" w:hAnsi="SimSun"/>
+          <w:b/>
+          <w:bCs/>
+          <w:color w:val="000000"/>
+          <w:sz w:val="24"/>
+          <w:szCs w:val="24"/>
+        </w:rPr>
+        <w:t xml:space="preserve">问：加密口令忘了还能恢复云端数据吗？</w:t>
+      </w:r>
+    </w:p>
+    <w:p>
+      <w:pPr>
+        <w:spacing w:after="40" w:before="40" w:line="340"/>
+        <w:ind w:left="360"/>
+      </w:pPr>
+      <w:r>
+        <w:rPr>
+          <w:rFonts w:ascii="SimSun" w:eastAsia="SimSun" w:hAnsi="SimSun"/>
+          <w:color w:val="000000"/>
+          <w:sz w:val="24"/>
+          <w:szCs w:val="24"/>
+        </w:rPr>
+        <w:t xml:space="preserve">答：不能。口令是唯一解密钥匙，项目组未留存则永久无法解密，请务必安全归档。</w:t>
       </w:r>
     </w:p>
     <w:p>
@@ -2389,7 +3006,7 @@
           <w:sz w:val="30"/>
           <w:szCs w:val="30"/>
         </w:rPr>
-        <w:t xml:space="preserve">十一、注意事项与支持</w:t>
+        <w:t xml:space="preserve">十二、注意事项与支持</w:t>
       </w:r>
     </w:p>
     <w:p>
